--- a/Labs/Pract2/TO_formaTL2025.docx
+++ b/Labs/Pract2/TO_formaTL2025.docx
@@ -1186,6 +1186,25 @@
     </w:p>
     <w:p>
       <w:pPr>
+        <w:spacing w:after="200" w:line="276" w:lineRule="auto"/>
+        <w:rPr>
+          <w:b/>
+          <w:sz w:val="32"/>
+          <w:szCs w:val="32"/>
+        </w:rPr>
+      </w:pPr>
+      <w:r>
+        <w:rPr>
+          <w:b/>
+          <w:sz w:val="32"/>
+          <w:szCs w:val="32"/>
+        </w:rPr>
+        <w:lastRenderedPageBreak/>
+        <w:br w:type="page"/>
+      </w:r>
+    </w:p>
+    <w:p>
+      <w:pPr>
         <w:widowControl w:val="0"/>
         <w:spacing w:line="360" w:lineRule="auto"/>
         <w:jc w:val="center"/>
@@ -1247,6 +1266,42 @@
           <w:szCs w:val="28"/>
         </w:rPr>
         <w:t>Данная программа применяется для автоматизации бизнес-процессов в сфере электронной коммерции. Объектом использования является проектируемый онлайн-магазин обуви, который будет функционировать в интернете.</w:t>
+      </w:r>
+    </w:p>
+    <w:p>
+      <w:pPr>
+        <w:spacing w:after="200" w:line="276" w:lineRule="auto"/>
+        <w:rPr>
+          <w:sz w:val="28"/>
+          <w:szCs w:val="28"/>
+        </w:rPr>
+      </w:pPr>
+      <w:r>
+        <w:rPr>
+          <w:sz w:val="28"/>
+          <w:szCs w:val="28"/>
+        </w:rPr>
+        <w:br w:type="page"/>
+      </w:r>
+    </w:p>
+    <w:p>
+      <w:pPr>
+        <w:widowControl w:val="0"/>
+        <w:spacing w:line="360" w:lineRule="auto"/>
+        <w:ind w:firstLine="708"/>
+        <w:jc w:val="both"/>
+        <w:rPr>
+          <w:sz w:val="28"/>
+          <w:szCs w:val="28"/>
+        </w:rPr>
+      </w:pPr>
+      <w:r>
+        <w:rPr>
+          <w:sz w:val="28"/>
+          <w:szCs w:val="28"/>
+        </w:rPr>
+        <w:lastRenderedPageBreak/>
+        <w:t>Основания для разработки</w:t>
       </w:r>
       <w:bookmarkStart w:id="0" w:name="_GoBack"/>
       <w:bookmarkEnd w:id="0"/>
